--- a/docs/research/paper1_vibe_coding_pedagogy.docx
+++ b/docs/research/paper1_vibe_coding_pedagogy.docx
@@ -211,6 +211,12 @@
           <w:rFonts w:hint="eastAsia"/>
         </w:rPr>
         <w:t xml:space="preserve">朝陽科技大學幼兒保育系</w:t>
+      </w:r>
+      <w:r>
+        <w:t xml:space="preserve"> </w:t>
+      </w:r>
+      <w:r>
+        <w:t xml:space="preserve">abc100308@gmail.com</w:t>
       </w:r>
     </w:p>
     <w:p>

--- a/docs/research/paper1_vibe_coding_pedagogy.docx
+++ b/docs/research/paper1_vibe_coding_pedagogy.docx
@@ -169,19 +169,7 @@
         <w:t xml:space="preserve"> </w:t>
       </w:r>
       <w:r>
-        <w:rPr>
-          <w:rFonts w:hint="eastAsia"/>
-        </w:rPr>
-        <w:t xml:space="preserve">[請在此填寫林瑞昱的</w:t>
-      </w:r>
-      <w:r>
-        <w:t xml:space="preserve"> </w:t>
-      </w:r>
-      <w:r>
-        <w:rPr>
-          <w:rFonts w:hint="eastAsia"/>
-        </w:rPr>
-        <w:t xml:space="preserve">Email，例如：rylin@mail.shu.edu.tw]</w:t>
+        <w:t xml:space="preserve">linroy1202a@gmail.com</w:t>
       </w:r>
     </w:p>
     <w:p>

--- a/docs/research/paper1_vibe_coding_pedagogy.docx
+++ b/docs/research/paper1_vibe_coding_pedagogy.docx
@@ -293,7 +293,7 @@
         <w:t xml:space="preserve"> </w:t>
       </w:r>
       <w:r>
-        <w:t xml:space="preserve">制與線上自學平台的組合特別有助於跨齡學習社群的形成。本研究的貢獻在於提出一個適用於</w:t>
+        <w:t xml:space="preserve">制與線上自學平台的組合特別有助於跨齡學習社群的形成。當課程銜接物聯網遙控專題時，教材亦區分 Classroom 沙盒單元與車載 Wi‑Fi 產品遙控路徑，避免將選用通訊 Lab 誤解為日常開車前置條件。本研究的貢獻在於提出一個適用於</w:t>
       </w:r>
       <w:r>
         <w:t xml:space="preserve"> </w:t>
@@ -510,7 +510,7 @@
         <w:t xml:space="preserve"> </w:t>
       </w:r>
       <w:r>
-        <w:t xml:space="preserve">conducive to cross-age learning communities. The contribution of this</w:t>
+        <w:t xml:space="preserve">conducive to cross-age learning communities. When the curriculum connects to IoT remote-control projects, course materials distinguish Classroom sandbox units from the vehicle-hosted Wi‑Fi product remote path, so optional communication labs are not mistaken for prerequisites for day-to-day driving. The contribution of this</w:t>
       </w:r>
       <w:r>
         <w:t xml:space="preserve"> </w:t>
@@ -2147,39 +2147,27 @@
         <w:t xml:space="preserve"> </w:t>
       </w:r>
       <w:r>
-        <w:t xml:space="preserve">身分設定）到進階互動（觸控事件、Canvas、非同步流程，以及視單元需要的</w:t>
-      </w:r>
-      <w:r>
-        <w:t xml:space="preserve"> </w:t>
-      </w:r>
-      <w:r>
-        <w:t xml:space="preserve">Web API）的完整學習路徑——評量與社群學習始終發生在 Vibe Classroom</w:t>
-      </w:r>
-      <w:r>
-        <w:t xml:space="preserve"> </w:t>
-      </w:r>
-      <w:r>
-        <w:t xml:space="preserve">所串起的作業—提交—回饋循環之中。</w:t>
-      </w:r>
-    </w:p>
-    <w:p>
-      <w:pPr>
-        <w:pStyle w:val="BodyText"/>
-      </w:pPr>
-      <w:r>
-        <w:t xml:space="preserve">課程的技術棧包含：HTML5 Canvas</w:t>
-      </w:r>
-      <w:r>
-        <w:t xml:space="preserve"> </w:t>
-      </w:r>
-      <w:r>
-        <w:t xml:space="preserve">圖形渲染（requestAnimationFrame、座標系統、三角函數）、CSS Grid 3×3</w:t>
-      </w:r>
-      <w:r>
-        <w:t xml:space="preserve"> </w:t>
-      </w:r>
-      <w:r>
-        <w:t xml:space="preserve">十字鍵佈局（grid-template-areas、aspect-ratio）、JavaScript</w:t>
+        <w:t xml:space="preserve">身分設定）到進階互動（觸控事件、面板狀態、非同步流程，以及視單元需要的</w:t>
+      </w:r>
+      <w:r>
+        <w:t xml:space="preserve"> </w:t>
+      </w:r>
+      <w:r>
+        <w:t xml:space="preserve">Canvas／Web API 等選用能力）的完整學習路徑——評量與社群學習始終發生在 Vibe Classroom</w:t>
+      </w:r>
+      <w:r>
+        <w:t xml:space="preserve"> </w:t>
+      </w:r>
+      <w:r>
+        <w:t xml:space="preserve">所串起的作業—提交—回饋循環之中；實車聯調時則另以車載遙控頁作為產品完成定義。</w:t>
+      </w:r>
+    </w:p>
+    <w:p>
+      <w:pPr>
+        <w:pStyle w:val="BodyText"/>
+      </w:pPr>
+      <w:r>
+        <w:t xml:space="preserve">課程的技術棧包含：CSS Grid／Flex 十字鍵佈局（grid-template-areas、aspect-ratio）、JavaScript</w:t>
       </w:r>
       <w:r>
         <w:t xml:space="preserve"> </w:t>
@@ -2191,19 +2179,78 @@
         <w:t xml:space="preserve"> </w:t>
       </w:r>
       <w:r>
-        <w:t xml:space="preserve">防禦）、setInterval 指令流管理、Dead Man's Switch 失效安全機制、JSON</w:t>
-      </w:r>
-      <w:r>
-        <w:t xml:space="preserve"> </w:t>
-      </w:r>
-      <w:r>
-        <w:t xml:space="preserve">封包設計（Packet Slimming）、TypedArray 與 DataView 二進制資料封裝，以及</w:t>
-      </w:r>
-      <w:r>
-        <w:t xml:space="preserve"> </w:t>
-      </w:r>
-      <w:r>
-        <w:t xml:space="preserve">Web Bluetooth API GATT 通訊（BLE 裝置搜尋、授權、狀態機）。對於 K-9</w:t>
+        <w:t xml:space="preserve">防禦）、setInterval 指令流管理、Dead Man's Switch 失效安全機制，以及視單元而定的</w:t>
+      </w:r>
+      <w:r>
+        <w:t xml:space="preserve"> </w:t>
+      </w:r>
+      <w:r>
+        <w:t xml:space="preserve">JSON 封包設計（Packet Slimming）、TypedArray／DataView、HTML5 Canvas</w:t>
+      </w:r>
+      <w:r>
+        <w:t xml:space="preserve"> </w:t>
+      </w:r>
+      <w:r>
+        <w:t xml:space="preserve">虛擬搖桿、Web Bluetooth API GATT 通訊等。課程文件並區分兩層路徑：</w:t>
+      </w:r>
+    </w:p>
+    <w:p>
+      <w:pPr>
+        <w:numPr>
+          <w:ilvl w:val="0"/>
+          <w:numId w:val="1001"/>
+        </w:numPr>
+        <w:pStyle w:val="Compact"/>
+      </w:pPr>
+      <w:r>
+        <w:rPr>
+          <w:bCs/>
+          <w:b/>
+        </w:rPr>
+        <w:t xml:space="preserve">產品主線</w:t>
+      </w:r>
+      <w:r>
+        <w:t xml:space="preserve">：對齊車載 Wi‑Fi 遙控頁（觸控 D-pad、狀態面板、HTTP 駕駛語意），使學習者最終能在真實手機開車；</w:t>
+      </w:r>
+      <w:r>
+        <w:br/>
+      </w:r>
+    </w:p>
+    <w:p>
+      <w:pPr>
+        <w:numPr>
+          <w:ilvl w:val="0"/>
+          <w:numId w:val="1001"/>
+        </w:numPr>
+        <w:pStyle w:val="Compact"/>
+      </w:pPr>
+      <w:r>
+        <w:rPr>
+          <w:bCs/>
+          <w:b/>
+        </w:rPr>
+        <w:t xml:space="preserve">Classroom 沙盒／選用 Lab</w:t>
+      </w:r>
+      <w:r>
+        <w:t xml:space="preserve">：JSON 偵錯、Canvas 搖桿、Web Bluetooth 等本機作業，練觀念與自動測，</w:t>
+      </w:r>
+      <w:r>
+        <w:rPr>
+          <w:bCs/>
+          <w:b/>
+        </w:rPr>
+        <w:t xml:space="preserve">不要求介面等於車頁</w:t>
+      </w:r>
+      <w:r>
+        <w:t xml:space="preserve">，亦非日常遙控的預設通道。</w:t>
+      </w:r>
+    </w:p>
+    <w:p>
+      <w:pPr>
+        <w:pStyle w:val="FirstParagraph"/>
+      </w:pPr>
+      <w:r>
+        <w:t xml:space="preserve">對於 K-9</w:t>
       </w:r>
       <w:r>
         <w:t xml:space="preserve"> </w:t>
@@ -2877,7 +2924,7 @@
           <w:bCs/>
           <w:b/>
         </w:rPr>
-        <w:t xml:space="preserve">2. 第二階段：Web 前端基礎與行動端設計</w:t>
+        <w:t xml:space="preserve">2. 第二階段：Web 前端基礎與行動端設計（產品主線）</w:t>
       </w:r>
     </w:p>
     <w:p>
@@ -2937,7 +2984,7 @@
         <w:t xml:space="preserve"> </w:t>
       </w:r>
       <w:r>
-        <w:t xml:space="preserve">Vibe Classroom 通過自動測試，並能以截圖或示範證明於手機瀏覽器可用。</w:t>
+        <w:t xml:space="preserve">Vibe Classroom 通過自動測試，並能以截圖或示範證明於手機瀏覽器可用；若進入實車聯調，則對齊車載頁之 D-pad／觸控手感。</w:t>
       </w:r>
     </w:p>
     <w:p>
@@ -2963,51 +3010,39 @@
         <w:t xml:space="preserve"> </w:t>
       </w:r>
       <w:r>
-        <w:t xml:space="preserve">疊加效果。這些設計挑戰在工業界的行動端 Web 開發中具有高度的真實性。</w:t>
-      </w:r>
-    </w:p>
-    <w:p>
-      <w:pPr>
-        <w:pStyle w:val="BodyText"/>
-      </w:pPr>
-      <w:r>
-        <w:rPr>
-          <w:bCs/>
-          <w:b/>
-        </w:rPr>
-        <w:t xml:space="preserve">3. 第三階段：資料處理與進階互動</w:t>
-      </w:r>
-    </w:p>
-    <w:p>
-      <w:pPr>
-        <w:pStyle w:val="BodyText"/>
-      </w:pPr>
-      <w:r>
-        <w:t xml:space="preserve">涵蓋 JSON 資料設計與精簡、TypedArray／DataView</w:t>
-      </w:r>
-      <w:r>
-        <w:t xml:space="preserve"> </w:t>
-      </w:r>
-      <w:r>
-        <w:t xml:space="preserve">等二進位資料概念、HTML5 Canvas</w:t>
-      </w:r>
-      <w:r>
-        <w:t xml:space="preserve"> </w:t>
-      </w:r>
-      <w:r>
-        <w:t xml:space="preserve">圖形渲染（虛擬搖桿的座標系統、Math.atan2 方向計算、requestAnimationFrame</w:t>
-      </w:r>
-      <w:r>
-        <w:t xml:space="preserve"> </w:t>
-      </w:r>
-      <w:r>
-        <w:t xml:space="preserve">動畫循環），以及視單元需要而引入的瀏覽器進階 API（例如裝置連線相關</w:t>
-      </w:r>
-      <w:r>
-        <w:t xml:space="preserve"> </w:t>
-      </w:r>
-      <w:r>
-        <w:t xml:space="preserve">Web API）之搜尋、授權與資料讀寫概念。</w:t>
+        <w:t xml:space="preserve">疊加效果。這些設計挑戰在工業界的行動端 Web 開發中具有高度的真實性，並與產品遙控頁的 ENGINE／方向鍵狀態設計相呼應。</w:t>
+      </w:r>
+    </w:p>
+    <w:p>
+      <w:pPr>
+        <w:pStyle w:val="BodyText"/>
+      </w:pPr>
+      <w:r>
+        <w:rPr>
+          <w:bCs/>
+          <w:b/>
+        </w:rPr>
+        <w:t xml:space="preserve">3. 第三階段：資料格式、選用通道與進階互動（沙盒／Lab）</w:t>
+      </w:r>
+    </w:p>
+    <w:p>
+      <w:pPr>
+        <w:pStyle w:val="BodyText"/>
+      </w:pPr>
+      <w:r>
+        <w:t xml:space="preserve">涵蓋 JSON 資料設計與精簡（對照產品短參數駕駛，而非宣稱車頁必送 JSON 字串）、TypedArray／DataView</w:t>
+      </w:r>
+      <w:r>
+        <w:t xml:space="preserve"> </w:t>
+      </w:r>
+      <w:r>
+        <w:t xml:space="preserve">等二進位資料概念（對應選用 BLE 通道）、HTML5 Canvas</w:t>
+      </w:r>
+      <w:r>
+        <w:t xml:space="preserve"> </w:t>
+      </w:r>
+      <w:r>
+        <w:t xml:space="preserve">圖形渲染（虛擬搖桿 Lab；現行產品遙控為 D-pad），以及視單元需要而引入的瀏覽器進階 API（例如 Web Bluetooth）之搜尋、授權與資料讀寫概念。</w:t>
       </w:r>
     </w:p>
     <w:p>
@@ -3039,7 +3074,54 @@
         <w:t xml:space="preserve"> </w:t>
       </w:r>
       <w:r>
-        <w:t xml:space="preserve">測試回饋上的深度學習。跨瀏覽器支援差異（部分 API 僅在特定瀏覽器可用）亦迫使學習者理解平台限制，這是真實前端工程每天面對的問題。</w:t>
+        <w:t xml:space="preserve">測試回饋上的深度學習。教學上應標明：</w:t>
+      </w:r>
+      <w:r>
+        <w:rPr>
+          <w:bCs/>
+          <w:b/>
+        </w:rPr>
+        <w:t xml:space="preserve">Classroom 綠燈證明沙盒能力；能開車仍以車載 Wi‑Fi 頁＋實車運動為準</w:t>
+      </w:r>
+      <w:r>
+        <w:t xml:space="preserve">。跨瀏覽器支援差異（部分 API 僅在特定瀏覽器可用）亦迫使學習者理解平台限制，這是真實前端工程每天面對的問題。</w:t>
+      </w:r>
+    </w:p>
+    <w:p>
+      <w:pPr>
+        <w:pStyle w:val="BodyText"/>
+      </w:pPr>
+      <w:r>
+        <w:t xml:space="preserve">建議修課敘事採「產品主線優先、Lab 成塊後置」：先完成第二階段觸控／面板，再進入本階段之 BLE／JSON／Canvas，避免誤解為必須先精通 Web Bluetooth 才能遙控實車。以</w:t>
+      </w:r>
+      <w:r>
+        <w:t xml:space="preserve"> </w:t>
+      </w:r>
+      <w:r>
+        <w:rPr>
+          <w:bCs/>
+          <w:b/>
+        </w:rPr>
+        <w:t xml:space="preserve">Car Starter</w:t>
+      </w:r>
+      <w:r>
+        <w:t xml:space="preserve"> </w:t>
+      </w:r>
+      <w:r>
+        <w:t xml:space="preserve">為例，單元已依學習階段重編為</w:t>
+      </w:r>
+      <w:r>
+        <w:t xml:space="preserve"> </w:t>
+      </w:r>
+      <w:r>
+        <w:rPr>
+          <w:bCs/>
+          <w:b/>
+        </w:rPr>
+        <w:t xml:space="preserve">S01–S15</w:t>
+      </w:r>
+      <w:r>
+        <w:t xml:space="preserve">（殼 S01–S03 → 觸控 S04–S07 → 面板／流程 S08–S09 → 封包對照 S10 → BLE Lab S11–S13 → 搖桿 Lab S14–S15）；Classroom 的 repo 技能名可維持不變，教學敘事則以修課序為準。</w:t>
       </w:r>
     </w:p>
     <w:p>
@@ -3305,7 +3387,33 @@
         <w:t xml:space="preserve"> </w:t>
       </w:r>
       <w:r>
-        <w:t xml:space="preserve">Web API——對學習者和教學者均構成相當的認知負荷。AUDIT.md</w:t>
+        <w:t xml:space="preserve">Web API——對學習者和教學者均構成相當的認知負荷。若未區分</w:t>
+      </w:r>
+      <w:r>
+        <w:rPr>
+          <w:bCs/>
+          <w:b/>
+        </w:rPr>
+        <w:t xml:space="preserve">產品主線</w:t>
+      </w:r>
+      <w:r>
+        <w:t xml:space="preserve">與</w:t>
+      </w:r>
+      <w:r>
+        <w:rPr>
+          <w:bCs/>
+          <w:b/>
+        </w:rPr>
+        <w:t xml:space="preserve">選用 Lab</w:t>
+      </w:r>
+      <w:r>
+        <w:t xml:space="preserve">，學習者更容易把 BLE／Canvas／JSON</w:t>
+      </w:r>
+      <w:r>
+        <w:t xml:space="preserve"> </w:t>
+      </w:r>
+      <w:r>
+        <w:t xml:space="preserve">沙盒當成「必須先全部學會才能開車」的線性障礙。AUDIT.md</w:t>
       </w:r>
       <w:r>
         <w:t xml:space="preserve"> </w:t>
@@ -3323,7 +3431,7 @@
         <w:t xml:space="preserve"> </w:t>
       </w:r>
       <w:r>
-        <w:t xml:space="preserve">Tutor 與平台回饋分擔負荷，是這類課程持續面對的核心挑戰。</w:t>
+        <w:t xml:space="preserve">Tutor、平台回饋與「先車頁、後 Lab」的修課地圖分擔負荷，是這類課程持續面對的核心挑戰。</w:t>
       </w:r>
     </w:p>
     <w:p>
@@ -3983,7 +4091,39 @@
         <w:t xml:space="preserve"> </w:t>
       </w:r>
       <w:r>
-        <w:t xml:space="preserve">框架提供理論依據，且三者之間具有良好的互補性。</w:t>
+        <w:t xml:space="preserve">框架提供理論依據，且三者之間具有良好的互補性。補充實務發現：當課程技術棧同時涵蓋產品遙控與通訊 Lab 時，必須在教材中標明</w:t>
+      </w:r>
+      <w:r>
+        <w:t xml:space="preserve"> </w:t>
+      </w:r>
+      <w:r>
+        <w:rPr>
+          <w:bCs/>
+          <w:b/>
+        </w:rPr>
+        <w:t xml:space="preserve">Classroom 沙盒驗收</w:t>
+      </w:r>
+      <w:r>
+        <w:t xml:space="preserve"> </w:t>
+      </w:r>
+      <w:r>
+        <w:t xml:space="preserve">與</w:t>
+      </w:r>
+      <w:r>
+        <w:t xml:space="preserve"> </w:t>
+      </w:r>
+      <w:r>
+        <w:rPr>
+          <w:bCs/>
+          <w:b/>
+        </w:rPr>
+        <w:t xml:space="preserve">車載 Wi‑Fi 產品路徑</w:t>
+      </w:r>
+      <w:r>
+        <w:t xml:space="preserve"> </w:t>
+      </w:r>
+      <w:r>
+        <w:t xml:space="preserve">的差異，並採「主線先、Lab 後」的修課敘事，以免學習者將選用通道（如 Web Bluetooth）誤認為開車前置條件。</w:t>
       </w:r>
     </w:p>
     <w:p>
@@ -4634,8 +4774,87 @@
       </w:pPr>
     </w:lvl>
   </w:abstractNum>
+  <w:abstractNum w:abstractNumId="991">
+    <w:nsid w:val="A991"/>
+    <w:multiLevelType w:val="multilevel"/>
+    <w:lvl w:ilvl="0">
+      <w:numFmt w:val="bullet"/>
+      <w:lvlText w:val="•"/>
+      <w:lvlJc w:val="left"/>
+      <w:pPr>
+        <w:ind w:left="720" w:hanging="480"/>
+      </w:pPr>
+    </w:lvl>
+    <w:lvl w:ilvl="1">
+      <w:numFmt w:val="bullet"/>
+      <w:lvlText w:val="–"/>
+      <w:lvlJc w:val="left"/>
+      <w:pPr>
+        <w:ind w:left="1440" w:hanging="480"/>
+      </w:pPr>
+    </w:lvl>
+    <w:lvl w:ilvl="2">
+      <w:numFmt w:val="bullet"/>
+      <w:lvlText w:val="•"/>
+      <w:lvlJc w:val="left"/>
+      <w:pPr>
+        <w:ind w:left="2160" w:hanging="480"/>
+      </w:pPr>
+    </w:lvl>
+    <w:lvl w:ilvl="3">
+      <w:numFmt w:val="bullet"/>
+      <w:lvlText w:val="–"/>
+      <w:lvlJc w:val="left"/>
+      <w:pPr>
+        <w:ind w:left="2880" w:hanging="480"/>
+      </w:pPr>
+    </w:lvl>
+    <w:lvl w:ilvl="4">
+      <w:numFmt w:val="bullet"/>
+      <w:lvlText w:val="•"/>
+      <w:lvlJc w:val="left"/>
+      <w:pPr>
+        <w:ind w:left="3600" w:hanging="480"/>
+      </w:pPr>
+    </w:lvl>
+    <w:lvl w:ilvl="5">
+      <w:numFmt w:val="bullet"/>
+      <w:lvlText w:val="–"/>
+      <w:lvlJc w:val="left"/>
+      <w:pPr>
+        <w:ind w:left="4320" w:hanging="480"/>
+      </w:pPr>
+    </w:lvl>
+    <w:lvl w:ilvl="6">
+      <w:numFmt w:val="bullet"/>
+      <w:lvlText w:val="•"/>
+      <w:lvlJc w:val="left"/>
+      <w:pPr>
+        <w:ind w:left="5040" w:hanging="480"/>
+      </w:pPr>
+    </w:lvl>
+    <w:lvl w:ilvl="7">
+      <w:numFmt w:val="bullet"/>
+      <w:lvlText w:val="–"/>
+      <w:lvlJc w:val="left"/>
+      <w:pPr>
+        <w:ind w:left="5760" w:hanging="480"/>
+      </w:pPr>
+    </w:lvl>
+    <w:lvl w:ilvl="8">
+      <w:numFmt w:val="bullet"/>
+      <w:lvlText w:val="•"/>
+      <w:lvlJc w:val="left"/>
+      <w:pPr>
+        <w:ind w:left="6480" w:hanging="480"/>
+      </w:pPr>
+    </w:lvl>
+  </w:abstractNum>
   <w:num w:numId="1000">
     <w:abstractNumId w:val="990"/>
+  </w:num>
+  <w:num w:numId="1001">
+    <w:abstractNumId w:val="991"/>
   </w:num>
 </w:numbering>
 </file>
